--- a/data/output/executive_brief.docx
+++ b/data/output/executive_brief.docx
@@ -57,12 +57,12 @@
     </w:p>
     <w:p>
       <w:r>
-        <w:t>Fiscal Service Intelligence (FSI) memanfaatkan data layanan HAI DJPb untuk mengidentifikasi pola permasalahan pelaksanaan anggaran, mengukur kompleksitas layanan, serta mendeteksi potensi risiko yang dapat mempengaruhi kualitas pelaksanaan anggaran. Berdasarkan hasil analisis, topik prioritas tertinggi saat ini adalah UP_TUP_GUP dengan Watchlist Score 93,11.</w:t>
+        <w:t>Fiscal Service Intelligence (FSI) memanfaatkan data layanan HAI DJPb untuk mengidentifikasi pola permasalahan pelaksanaan anggaran, mengukur kompleksitas layanan, serta mendeteksi potensi risiko yang dapat mempengaruhi kualitas pelaksanaan anggaran. Berdasarkan hasil analisis, topik prioritas tertinggi saat ini adalah MPN_G3 dengan Watchlist Score 83,84.</w:t>
       </w:r>
     </w:p>
     <w:p>
       <w:r>
-        <w:t>Topik prioritas saat ini meliputi: UP_TUP_GUP, MPN_G3, LPJ_BENDAHARA, SAKTI, SIMASPATEN.</w:t>
+        <w:t>Topik prioritas saat ini meliputi: MPN_G3, CAPAIAN_OUTPUT, SAKTI, SIMASPATEN, LPJ_BENDAHARA.</w:t>
       </w:r>
     </w:p>
     <w:p>
@@ -144,7 +144,7 @@
           </w:tcPr>
           <w:p>
             <w:r>
-              <w:t>UP_TUP_GUP</w:t>
+              <w:t>MPN_G3</w:t>
             </w:r>
           </w:p>
         </w:tc>
@@ -154,7 +154,7 @@
           </w:tcPr>
           <w:p>
             <w:r>
-              <w:t>93,11</w:t>
+              <w:t>83,84</w:t>
             </w:r>
           </w:p>
         </w:tc>
@@ -186,7 +186,7 @@
           </w:tcPr>
           <w:p>
             <w:r>
-              <w:t>MPN_G3</w:t>
+              <w:t>CAPAIAN_OUTPUT</w:t>
             </w:r>
           </w:p>
         </w:tc>
@@ -196,7 +196,7 @@
           </w:tcPr>
           <w:p>
             <w:r>
-              <w:t>77,11</w:t>
+              <w:t>79,04</w:t>
             </w:r>
           </w:p>
         </w:tc>
@@ -228,7 +228,7 @@
           </w:tcPr>
           <w:p>
             <w:r>
-              <w:t>LPJ_BENDAHARA</w:t>
+              <w:t>SAKTI</w:t>
             </w:r>
           </w:p>
         </w:tc>
@@ -238,7 +238,7 @@
           </w:tcPr>
           <w:p>
             <w:r>
-              <w:t>68,04</w:t>
+              <w:t>73,59</w:t>
             </w:r>
           </w:p>
         </w:tc>
@@ -270,7 +270,7 @@
           </w:tcPr>
           <w:p>
             <w:r>
-              <w:t>SAKTI</w:t>
+              <w:t>SIMASPATEN</w:t>
             </w:r>
           </w:p>
         </w:tc>
@@ -280,7 +280,7 @@
           </w:tcPr>
           <w:p>
             <w:r>
-              <w:t>67,98</w:t>
+              <w:t>72,71</w:t>
             </w:r>
           </w:p>
         </w:tc>
@@ -312,7 +312,7 @@
           </w:tcPr>
           <w:p>
             <w:r>
-              <w:t>SIMASPATEN</w:t>
+              <w:t>LPJ_BENDAHARA</w:t>
             </w:r>
           </w:p>
         </w:tc>
@@ -322,7 +322,7 @@
           </w:tcPr>
           <w:p>
             <w:r>
-              <w:t>66,21</w:t>
+              <w:t>71,78</w:t>
             </w:r>
           </w:p>
         </w:tc>
@@ -354,7 +354,7 @@
           </w:tcPr>
           <w:p>
             <w:r>
-              <w:t>OMSPAN</w:t>
+              <w:t>GPP</w:t>
             </w:r>
           </w:p>
         </w:tc>
@@ -364,7 +364,7 @@
           </w:tcPr>
           <w:p>
             <w:r>
-              <w:t>62,75</w:t>
+              <w:t>68,62</w:t>
             </w:r>
           </w:p>
         </w:tc>
@@ -396,7 +396,7 @@
           </w:tcPr>
           <w:p>
             <w:r>
-              <w:t>SAS</w:t>
+              <w:t>OMSPAN</w:t>
             </w:r>
           </w:p>
         </w:tc>
@@ -406,7 +406,7 @@
           </w:tcPr>
           <w:p>
             <w:r>
-              <w:t>62,21</w:t>
+              <w:t>68,46</w:t>
             </w:r>
           </w:p>
         </w:tc>
@@ -438,7 +438,7 @@
           </w:tcPr>
           <w:p>
             <w:r>
-              <w:t>GPP</w:t>
+              <w:t>SPM</w:t>
             </w:r>
           </w:p>
         </w:tc>
@@ -448,7 +448,7 @@
           </w:tcPr>
           <w:p>
             <w:r>
-              <w:t>61,42</w:t>
+              <w:t>65,64</w:t>
             </w:r>
           </w:p>
         </w:tc>
@@ -480,7 +480,7 @@
           </w:tcPr>
           <w:p>
             <w:r>
-              <w:t>SPM</w:t>
+              <w:t>SPAN</w:t>
             </w:r>
           </w:p>
         </w:tc>
@@ -490,7 +490,7 @@
           </w:tcPr>
           <w:p>
             <w:r>
-              <w:t>57,73</w:t>
+              <w:t>64,75</w:t>
             </w:r>
           </w:p>
         </w:tc>
@@ -522,7 +522,7 @@
           </w:tcPr>
           <w:p>
             <w:r>
-              <w:t>SPAN</w:t>
+              <w:t>SAS</w:t>
             </w:r>
           </w:p>
         </w:tc>
@@ -532,7 +532,7 @@
           </w:tcPr>
           <w:p>
             <w:r>
-              <w:t>54,26</w:t>
+              <w:t>62,64</w:t>
             </w:r>
           </w:p>
         </w:tc>
@@ -542,7 +542,7 @@
           </w:tcPr>
           <w:p>
             <w:r>
-              <w:t>MEDIUM</w:t>
+              <w:t>HIGH</w:t>
             </w:r>
           </w:p>
         </w:tc>
@@ -559,12 +559,12 @@
     </w:p>
     <w:p>
       <w:r>
-        <w:t>Topik dengan hubungan terkuat terhadap IKPA adalah UP_TUP_GUP dengan korelasi -0.830 dan lag 0 bulan.</w:t>
+        <w:t>Topik dengan hubungan terkuat terhadap IKPA adalah MPN_G3 dengan korelasi -0.702 dan lag 0 bulan.</w:t>
       </w:r>
     </w:p>
     <w:p>
       <w:r>
-        <w:t>Topik dengan hubungan terkuat terhadap realisasi anggaran adalah SAS dengan korelasi -0.570 dan lag 0 bulan.</w:t>
+        <w:t>Topik dengan hubungan terkuat terhadap realisasi anggaran adalah PMRT dengan korelasi -0.534 dan lag 1 bulan.</w:t>
       </w:r>
     </w:p>
     <w:p>
@@ -595,7 +595,7 @@
         <w:pStyle w:val="ListBullet"/>
       </w:pPr>
       <w:r>
-        <w:t>Topik UP_TUP_GUP merupakan prioritas pembinaan tertinggi berdasarkan kombinasi indikator emerging issues, complexity, dan impact.</w:t>
+        <w:t>Topik MPN_G3 merupakan prioritas pembinaan tertinggi berdasarkan kombinasi indikator emerging issues, complexity, dan impact.</w:t>
       </w:r>
     </w:p>
     <w:p>
@@ -603,7 +603,7 @@
         <w:pStyle w:val="ListBullet"/>
       </w:pPr>
       <w:r>
-        <w:t>Topik UP_TUP_GUP memiliki hubungan negatif terkuat terhadap kualitas pelaksanaan anggaran (IKPA).</w:t>
+        <w:t>Topik MPN_G3 memiliki hubungan negatif terkuat terhadap kualitas pelaksanaan anggaran (IKPA).</w:t>
       </w:r>
     </w:p>
     <w:p>
@@ -611,7 +611,7 @@
         <w:pStyle w:val="ListBullet"/>
       </w:pPr>
       <w:r>
-        <w:t>Topik SAS berpotensi mempengaruhi realisasi anggaran dalam kurun waktu 0 bulan.</w:t>
+        <w:t>Topik PMRT berpotensi mempengaruhi realisasi anggaran dalam kurun waktu 1 bulan.</w:t>
       </w:r>
     </w:p>
     <w:p>
@@ -635,7 +635,7 @@
         <w:pStyle w:val="ListNumber"/>
       </w:pPr>
       <w:r>
-        <w:t>Prioritaskan pembinaan pada topik UP_TUP_GUP.</w:t>
+        <w:t>Prioritaskan pembinaan pada topik MPN_G3.</w:t>
       </w:r>
     </w:p>
     <w:p>

--- a/data/output/executive_brief.docx
+++ b/data/output/executive_brief.docx
@@ -24,7 +24,7 @@
         <w:br/>
       </w:r>
       <w:r>
-        <w:t>Tanggal Laporan: 09 June 2026</w:t>
+        <w:t>Tanggal Laporan: 10 June 2026</w:t>
       </w:r>
     </w:p>
     <w:p>

--- a/data/output/executive_brief.docx
+++ b/data/output/executive_brief.docx
@@ -52,17 +52,17 @@
     </w:p>
     <w:p>
       <w:r>
-        <w:t>Periode Analisis: 2020-01 s.d. 2022-12</w:t>
+        <w:t>Periode Analisis: 2020-01 s.d. 2023-07</w:t>
       </w:r>
     </w:p>
     <w:p>
       <w:r>
-        <w:t>Fiscal Service Intelligence (FSI) memanfaatkan data layanan HAI DJPb untuk mengidentifikasi pola permasalahan pelaksanaan anggaran, mengukur kompleksitas layanan, serta mendeteksi potensi risiko yang dapat mempengaruhi kualitas pelaksanaan anggaran. Berdasarkan hasil analisis, topik prioritas tertinggi saat ini adalah MPN_G3 dengan Watchlist Score 83,84.</w:t>
+        <w:t>Fiscal Service Intelligence (FSI) memanfaatkan data layanan HAI DJPb untuk mengidentifikasi pola permasalahan pelaksanaan anggaran, mengukur kompleksitas layanan, serta mendeteksi potensi risiko yang dapat mempengaruhi kualitas pelaksanaan anggaran. Berdasarkan hasil analisis, topik prioritas tertinggi saat ini adalah MPN_G3 dengan Watchlist Score 83,70.</w:t>
       </w:r>
     </w:p>
     <w:p>
       <w:r>
-        <w:t>Topik prioritas saat ini meliputi: MPN_G3, CAPAIAN_OUTPUT, SAKTI, SIMASPATEN, LPJ_BENDAHARA.</w:t>
+        <w:t>Topik prioritas saat ini meliputi: MPN_G3, CAPAIAN_OUTPUT, SAKTI, LPJ_BENDAHARA, SIMASPATEN.</w:t>
       </w:r>
     </w:p>
     <w:p>
@@ -154,7 +154,7 @@
           </w:tcPr>
           <w:p>
             <w:r>
-              <w:t>83,84</w:t>
+              <w:t>83,70</w:t>
             </w:r>
           </w:p>
         </w:tc>
@@ -196,7 +196,7 @@
           </w:tcPr>
           <w:p>
             <w:r>
-              <w:t>79,04</w:t>
+              <w:t>81,32</w:t>
             </w:r>
           </w:p>
         </w:tc>
@@ -238,7 +238,7 @@
           </w:tcPr>
           <w:p>
             <w:r>
-              <w:t>73,59</w:t>
+              <w:t>76,49</w:t>
             </w:r>
           </w:p>
         </w:tc>
@@ -248,7 +248,7 @@
           </w:tcPr>
           <w:p>
             <w:r>
-              <w:t>HIGH</w:t>
+              <w:t>CRITICAL</w:t>
             </w:r>
           </w:p>
         </w:tc>
@@ -270,7 +270,7 @@
           </w:tcPr>
           <w:p>
             <w:r>
-              <w:t>SIMASPATEN</w:t>
+              <w:t>LPJ_BENDAHARA</w:t>
             </w:r>
           </w:p>
         </w:tc>
@@ -280,7 +280,7 @@
           </w:tcPr>
           <w:p>
             <w:r>
-              <w:t>72,71</w:t>
+              <w:t>72,01</w:t>
             </w:r>
           </w:p>
         </w:tc>
@@ -312,7 +312,7 @@
           </w:tcPr>
           <w:p>
             <w:r>
-              <w:t>LPJ_BENDAHARA</w:t>
+              <w:t>SIMASPATEN</w:t>
             </w:r>
           </w:p>
         </w:tc>
@@ -322,7 +322,7 @@
           </w:tcPr>
           <w:p>
             <w:r>
-              <w:t>71,78</w:t>
+              <w:t>68,52</w:t>
             </w:r>
           </w:p>
         </w:tc>
@@ -364,7 +364,7 @@
           </w:tcPr>
           <w:p>
             <w:r>
-              <w:t>68,62</w:t>
+              <w:t>67,72</w:t>
             </w:r>
           </w:p>
         </w:tc>
@@ -396,7 +396,7 @@
           </w:tcPr>
           <w:p>
             <w:r>
-              <w:t>OMSPAN</w:t>
+              <w:t>DIGIT</w:t>
             </w:r>
           </w:p>
         </w:tc>
@@ -406,7 +406,7 @@
           </w:tcPr>
           <w:p>
             <w:r>
-              <w:t>68,46</w:t>
+              <w:t>67,06</w:t>
             </w:r>
           </w:p>
         </w:tc>
@@ -438,7 +438,7 @@
           </w:tcPr>
           <w:p>
             <w:r>
-              <w:t>SPM</w:t>
+              <w:t>SAS</w:t>
             </w:r>
           </w:p>
         </w:tc>
@@ -448,7 +448,7 @@
           </w:tcPr>
           <w:p>
             <w:r>
-              <w:t>65,64</w:t>
+              <w:t>64,69</w:t>
             </w:r>
           </w:p>
         </w:tc>
@@ -480,7 +480,7 @@
           </w:tcPr>
           <w:p>
             <w:r>
-              <w:t>SPAN</w:t>
+              <w:t>OMSPAN</w:t>
             </w:r>
           </w:p>
         </w:tc>
@@ -490,7 +490,7 @@
           </w:tcPr>
           <w:p>
             <w:r>
-              <w:t>64,75</w:t>
+              <w:t>64,02</w:t>
             </w:r>
           </w:p>
         </w:tc>
@@ -522,7 +522,7 @@
           </w:tcPr>
           <w:p>
             <w:r>
-              <w:t>SAS</w:t>
+              <w:t>SPM</w:t>
             </w:r>
           </w:p>
         </w:tc>
@@ -532,7 +532,7 @@
           </w:tcPr>
           <w:p>
             <w:r>
-              <w:t>62,64</w:t>
+              <w:t>63,17</w:t>
             </w:r>
           </w:p>
         </w:tc>
@@ -559,7 +559,7 @@
     </w:p>
     <w:p>
       <w:r>
-        <w:t>Topik dengan hubungan terkuat terhadap IKPA adalah MPN_G3 dengan korelasi -0.702 dan lag 0 bulan.</w:t>
+        <w:t>Topik dengan hubungan terkuat terhadap IKPA adalah MPN_G3 dengan korelasi -0.566 dan lag 0 bulan.</w:t>
       </w:r>
     </w:p>
     <w:p>
@@ -579,7 +579,7 @@
       <w:r>
         <w:t>Distribusi risiko selama periode analisis:</w:t>
         <w:br/>
-        <w:t>GREEN: 27  |  YELLOW: 5  |  RED: 4</w:t>
+        <w:t>GREEN: 32  |  YELLOW: 6  |  RED: 5</w:t>
       </w:r>
     </w:p>
     <w:p>

--- a/data/output/executive_brief.docx
+++ b/data/output/executive_brief.docx
@@ -57,12 +57,12 @@
     </w:p>
     <w:p>
       <w:r>
-        <w:t>Fiscal Service Intelligence (FSI) memanfaatkan data layanan HAI DJPb untuk mengidentifikasi pola permasalahan pelaksanaan anggaran, mengukur kompleksitas layanan, serta mendeteksi potensi risiko yang dapat mempengaruhi kualitas pelaksanaan anggaran. Berdasarkan hasil analisis, topik prioritas tertinggi saat ini adalah MPN_G3 dengan Watchlist Score 83,70.</w:t>
+        <w:t>Fiscal Service Intelligence (FSI) memanfaatkan data layanan HAI DJPb untuk mengidentifikasi pola permasalahan pelaksanaan anggaran, mengukur kompleksitas layanan, serta mendeteksi potensi risiko yang dapat mempengaruhi kualitas pelaksanaan anggaran. Berdasarkan hasil analisis, topik prioritas tertinggi saat ini adalah MPN_G3 dengan Watchlist Score 79,59.</w:t>
       </w:r>
     </w:p>
     <w:p>
       <w:r>
-        <w:t>Topik prioritas saat ini meliputi: MPN_G3, CAPAIAN_OUTPUT, SAKTI, LPJ_BENDAHARA, SIMASPATEN.</w:t>
+        <w:t>Topik prioritas saat ini meliputi: MPN_G3, SAKTI, CAPAIAN_OUTPUT, SIMASPATEN, GPP.</w:t>
       </w:r>
     </w:p>
     <w:p>
@@ -154,7 +154,7 @@
           </w:tcPr>
           <w:p>
             <w:r>
-              <w:t>83,70</w:t>
+              <w:t>79,59</w:t>
             </w:r>
           </w:p>
         </w:tc>
@@ -186,7 +186,7 @@
           </w:tcPr>
           <w:p>
             <w:r>
-              <w:t>CAPAIAN_OUTPUT</w:t>
+              <w:t>SAKTI</w:t>
             </w:r>
           </w:p>
         </w:tc>
@@ -196,7 +196,7 @@
           </w:tcPr>
           <w:p>
             <w:r>
-              <w:t>81,32</w:t>
+              <w:t>76,22</w:t>
             </w:r>
           </w:p>
         </w:tc>
@@ -228,7 +228,7 @@
           </w:tcPr>
           <w:p>
             <w:r>
-              <w:t>SAKTI</w:t>
+              <w:t>CAPAIAN_OUTPUT</w:t>
             </w:r>
           </w:p>
         </w:tc>
@@ -238,7 +238,7 @@
           </w:tcPr>
           <w:p>
             <w:r>
-              <w:t>76,49</w:t>
+              <w:t>73,44</w:t>
             </w:r>
           </w:p>
         </w:tc>
@@ -248,7 +248,7 @@
           </w:tcPr>
           <w:p>
             <w:r>
-              <w:t>CRITICAL</w:t>
+              <w:t>HIGH</w:t>
             </w:r>
           </w:p>
         </w:tc>
@@ -270,7 +270,7 @@
           </w:tcPr>
           <w:p>
             <w:r>
-              <w:t>LPJ_BENDAHARA</w:t>
+              <w:t>SIMASPATEN</w:t>
             </w:r>
           </w:p>
         </w:tc>
@@ -280,7 +280,7 @@
           </w:tcPr>
           <w:p>
             <w:r>
-              <w:t>72,01</w:t>
+              <w:t>69,64</w:t>
             </w:r>
           </w:p>
         </w:tc>
@@ -312,7 +312,7 @@
           </w:tcPr>
           <w:p>
             <w:r>
-              <w:t>SIMASPATEN</w:t>
+              <w:t>GPP</w:t>
             </w:r>
           </w:p>
         </w:tc>
@@ -322,7 +322,7 @@
           </w:tcPr>
           <w:p>
             <w:r>
-              <w:t>68,52</w:t>
+              <w:t>68,79</w:t>
             </w:r>
           </w:p>
         </w:tc>
@@ -354,7 +354,7 @@
           </w:tcPr>
           <w:p>
             <w:r>
-              <w:t>GPP</w:t>
+              <w:t>DIGIT</w:t>
             </w:r>
           </w:p>
         </w:tc>
@@ -364,7 +364,7 @@
           </w:tcPr>
           <w:p>
             <w:r>
-              <w:t>67,72</w:t>
+              <w:t>67,62</w:t>
             </w:r>
           </w:p>
         </w:tc>
@@ -396,7 +396,7 @@
           </w:tcPr>
           <w:p>
             <w:r>
-              <w:t>DIGIT</w:t>
+              <w:t>LPJ_BENDAHARA</w:t>
             </w:r>
           </w:p>
         </w:tc>
@@ -406,7 +406,7 @@
           </w:tcPr>
           <w:p>
             <w:r>
-              <w:t>67,06</w:t>
+              <w:t>67,56</w:t>
             </w:r>
           </w:p>
         </w:tc>
@@ -448,7 +448,7 @@
           </w:tcPr>
           <w:p>
             <w:r>
-              <w:t>64,69</w:t>
+              <w:t>63,47</w:t>
             </w:r>
           </w:p>
         </w:tc>
@@ -480,7 +480,7 @@
           </w:tcPr>
           <w:p>
             <w:r>
-              <w:t>OMSPAN</w:t>
+              <w:t>SPM</w:t>
             </w:r>
           </w:p>
         </w:tc>
@@ -490,7 +490,7 @@
           </w:tcPr>
           <w:p>
             <w:r>
-              <w:t>64,02</w:t>
+              <w:t>61,76</w:t>
             </w:r>
           </w:p>
         </w:tc>
@@ -522,7 +522,7 @@
           </w:tcPr>
           <w:p>
             <w:r>
-              <w:t>SPM</w:t>
+              <w:t>OMSPAN</w:t>
             </w:r>
           </w:p>
         </w:tc>
@@ -532,7 +532,7 @@
           </w:tcPr>
           <w:p>
             <w:r>
-              <w:t>63,17</w:t>
+              <w:t>60,26</w:t>
             </w:r>
           </w:p>
         </w:tc>
@@ -559,7 +559,7 @@
     </w:p>
     <w:p>
       <w:r>
-        <w:t>Topik dengan hubungan terkuat terhadap IKPA adalah MPN_G3 dengan korelasi -0.566 dan lag 0 bulan.</w:t>
+        <w:t>Topik dengan hubungan terkuat terhadap IKPA adalah MPN_G3 dengan korelasi -0.376 dan lag 1 bulan.</w:t>
       </w:r>
     </w:p>
     <w:p>
